--- a/docs/TEKNIK_DOKUMAN.docx
+++ b/docs/TEKNIK_DOKUMAN.docx
@@ -722,7 +722,7 @@
             <w:szCs w:val="20"/>
           </w:rPr>
           <w:tab/>
-          <w:t xml:space="preserve">12</w:t>
+          <w:t xml:space="preserve">13</w:t>
         </w:r>
       </w:hyperlink>
     </w:p>
@@ -7003,7 +7003,7 @@
         <w:t xml:space="preserve">yol haritası</w:t>
       </w:r>
       <w:r>
-        <w:t xml:space="preserve"> bu sırayı izler: Site haritası → Deneme testi → Tüm site testi → Denetimler → Doğrulama → Yapay zekâ: hazırlık → Yapay zekâ: ilk model → Yapay zekâ: hakem ve rapor → Doğrula ve düzelt → Teslim paketi. Bologna bağımsızdır, herhangi bir zamanda çalıştırılabilir.</w:t>
+        <w:t xml:space="preserve"> bu sırayı izler: Site haritası → Deneme testi → Tüm site testi → Denetimler → Doğrulama → Yapay zekâ: hazırlık → Yapay zekâ: ilk model → Yapay zekâ: hakem ve rapor → Canlı doğrulama → Elle etiketleme: sayfa → Elle etiketleme: sonuç → Taşma düzeltme → Teslim paketi. Bologna bağımsızdır, herhangi bir zamanda çalıştırılabilir.</w:t>
       </w:r>
     </w:p>
     <w:p>

--- a/docs/TEKNIK_DOKUMAN.docx
+++ b/docs/TEKNIK_DOKUMAN.docx
@@ -65,7 +65,7 @@
           <w:sz w:val="22"/>
           <w:szCs w:val="22"/>
         </w:rPr>
-        <w:t xml:space="preserve">Sürüm 1.0  ·  Ekim 2026</w:t>
+        <w:t xml:space="preserve">Sürüm 1.1  ·  Ekim 2026</w:t>
       </w:r>
     </w:p>
     <w:p>
@@ -24985,7 +24985,7 @@
         <w:t xml:space="preserve">tests/test_merkez.py</w:t>
       </w:r>
       <w:r>
-        <w:t xml:space="preserve"> 45 test içerir ve yalnız standart kütüphaneyle çalışır (araçların bağımlılıkları kurulmadan). Başlıca gruplar:</w:t>
+        <w:t xml:space="preserve"> 46 test içerir ve yalnız standart kütüphaneyle çalışır (araçların bağımlılıkları kurulmadan). Başlıca gruplar:</w:t>
       </w:r>
     </w:p>
     <w:tbl>

--- a/docs/TEKNIK_DOKUMAN.docx
+++ b/docs/TEKNIK_DOKUMAN.docx
@@ -8661,7 +8661,7 @@
         <w:spacing w:after="60"/>
       </w:pPr>
       <w:r>
-        <w:t xml:space="preserve">Bağlantılar tekilleştirilir. Adresin </w:t>
+        <w:t xml:space="preserve">Bağlantılar tam adreslerine göre tekilleştirilir. Adresin </w:t>
       </w:r>
       <w:r>
         <w:rPr>
@@ -8672,7 +8672,18 @@
         <w:t xml:space="preserve">#…</w:t>
       </w:r>
       <w:r>
-        <w:t xml:space="preserve"> parçası sunucuya gitmediği için aynı adresin farklı parçaları tek bağlantı sayılır.</w:t>
+        <w:t xml:space="preserve"> parçası atılmaz: aynı sayfanın farklı </w:t>
+      </w:r>
+      <w:r>
+        <w:rPr>
+          <w:rFonts w:ascii="Courier New" w:cs="Courier New" w:eastAsia="Courier New" w:hAnsi="Courier New"/>
+          <w:sz w:val="18"/>
+          <w:szCs w:val="18"/>
+        </w:rPr>
+        <w:t xml:space="preserve">#</w:t>
+      </w:r>
+      <w:r>
+        <w:t xml:space="preserve"> parçaları ayrı bağlantı sayılır ve ayrı denenir (sunucuya giden istek aynı olduğu için sonuçları da aynıdır).</w:t>
       </w:r>
     </w:p>
     <w:p>

--- a/docs/TEKNIK_DOKUMAN.docx
+++ b/docs/TEKNIK_DOKUMAN.docx
@@ -872,7 +872,7 @@
             <w:szCs w:val="20"/>
           </w:rPr>
           <w:tab/>
-          <w:t xml:space="preserve">16</w:t>
+          <w:t xml:space="preserve">17</w:t>
         </w:r>
       </w:hyperlink>
     </w:p>
@@ -902,7 +902,7 @@
             <w:szCs w:val="20"/>
           </w:rPr>
           <w:tab/>
-          <w:t xml:space="preserve">17</w:t>
+          <w:t xml:space="preserve">18</w:t>
         </w:r>
       </w:hyperlink>
     </w:p>
@@ -932,7 +932,7 @@
             <w:szCs w:val="20"/>
           </w:rPr>
           <w:tab/>
-          <w:t xml:space="preserve">17</w:t>
+          <w:t xml:space="preserve">18</w:t>
         </w:r>
       </w:hyperlink>
     </w:p>
@@ -962,7 +962,7 @@
             <w:szCs w:val="20"/>
           </w:rPr>
           <w:tab/>
-          <w:t xml:space="preserve">17</w:t>
+          <w:t xml:space="preserve">18</w:t>
         </w:r>
       </w:hyperlink>
     </w:p>
@@ -992,7 +992,7 @@
             <w:szCs w:val="20"/>
           </w:rPr>
           <w:tab/>
-          <w:t xml:space="preserve">18</w:t>
+          <w:t xml:space="preserve">19</w:t>
         </w:r>
       </w:hyperlink>
     </w:p>
@@ -1022,7 +1022,7 @@
             <w:szCs w:val="20"/>
           </w:rPr>
           <w:tab/>
-          <w:t xml:space="preserve">19</w:t>
+          <w:t xml:space="preserve">20</w:t>
         </w:r>
       </w:hyperlink>
     </w:p>
@@ -1052,7 +1052,7 @@
             <w:szCs w:val="20"/>
           </w:rPr>
           <w:tab/>
-          <w:t xml:space="preserve">20</w:t>
+          <w:t xml:space="preserve">21</w:t>
         </w:r>
       </w:hyperlink>
     </w:p>
@@ -1082,7 +1082,7 @@
             <w:szCs w:val="20"/>
           </w:rPr>
           <w:tab/>
-          <w:t xml:space="preserve">21</w:t>
+          <w:t xml:space="preserve">22</w:t>
         </w:r>
       </w:hyperlink>
     </w:p>
@@ -1112,7 +1112,7 @@
             <w:szCs w:val="20"/>
           </w:rPr>
           <w:tab/>
-          <w:t xml:space="preserve">21</w:t>
+          <w:t xml:space="preserve">22</w:t>
         </w:r>
       </w:hyperlink>
     </w:p>
@@ -1142,7 +1142,7 @@
             <w:szCs w:val="20"/>
           </w:rPr>
           <w:tab/>
-          <w:t xml:space="preserve">21</w:t>
+          <w:t xml:space="preserve">22</w:t>
         </w:r>
       </w:hyperlink>
     </w:p>
@@ -1172,7 +1172,7 @@
             <w:szCs w:val="20"/>
           </w:rPr>
           <w:tab/>
-          <w:t xml:space="preserve">23</w:t>
+          <w:t xml:space="preserve">24</w:t>
         </w:r>
       </w:hyperlink>
     </w:p>
@@ -1202,7 +1202,7 @@
             <w:szCs w:val="20"/>
           </w:rPr>
           <w:tab/>
-          <w:t xml:space="preserve">24</w:t>
+          <w:t xml:space="preserve">25</w:t>
         </w:r>
       </w:hyperlink>
     </w:p>
@@ -1232,7 +1232,7 @@
             <w:szCs w:val="20"/>
           </w:rPr>
           <w:tab/>
-          <w:t xml:space="preserve">24</w:t>
+          <w:t xml:space="preserve">25</w:t>
         </w:r>
       </w:hyperlink>
     </w:p>
@@ -1262,7 +1262,7 @@
             <w:szCs w:val="20"/>
           </w:rPr>
           <w:tab/>
-          <w:t xml:space="preserve">24</w:t>
+          <w:t xml:space="preserve">25</w:t>
         </w:r>
       </w:hyperlink>
     </w:p>
@@ -1292,7 +1292,7 @@
             <w:szCs w:val="20"/>
           </w:rPr>
           <w:tab/>
-          <w:t xml:space="preserve">24</w:t>
+          <w:t xml:space="preserve">25</w:t>
         </w:r>
       </w:hyperlink>
     </w:p>
@@ -1322,7 +1322,7 @@
             <w:szCs w:val="20"/>
           </w:rPr>
           <w:tab/>
-          <w:t xml:space="preserve">24</w:t>
+          <w:t xml:space="preserve">25</w:t>
         </w:r>
       </w:hyperlink>
     </w:p>
@@ -1352,7 +1352,7 @@
             <w:szCs w:val="20"/>
           </w:rPr>
           <w:tab/>
-          <w:t xml:space="preserve">25</w:t>
+          <w:t xml:space="preserve">26</w:t>
         </w:r>
       </w:hyperlink>
     </w:p>
@@ -1382,7 +1382,7 @@
             <w:szCs w:val="20"/>
           </w:rPr>
           <w:tab/>
-          <w:t xml:space="preserve">25</w:t>
+          <w:t xml:space="preserve">26</w:t>
         </w:r>
       </w:hyperlink>
     </w:p>
@@ -1412,7 +1412,7 @@
             <w:szCs w:val="20"/>
           </w:rPr>
           <w:tab/>
-          <w:t xml:space="preserve">25</w:t>
+          <w:t xml:space="preserve">26</w:t>
         </w:r>
       </w:hyperlink>
     </w:p>
@@ -1442,7 +1442,7 @@
             <w:szCs w:val="20"/>
           </w:rPr>
           <w:tab/>
-          <w:t xml:space="preserve">25</w:t>
+          <w:t xml:space="preserve">26</w:t>
         </w:r>
       </w:hyperlink>
     </w:p>
@@ -1472,7 +1472,7 @@
             <w:szCs w:val="20"/>
           </w:rPr>
           <w:tab/>
-          <w:t xml:space="preserve">26</w:t>
+          <w:t xml:space="preserve">27</w:t>
         </w:r>
       </w:hyperlink>
     </w:p>
@@ -1502,7 +1502,7 @@
             <w:szCs w:val="20"/>
           </w:rPr>
           <w:tab/>
-          <w:t xml:space="preserve">26</w:t>
+          <w:t xml:space="preserve">27</w:t>
         </w:r>
       </w:hyperlink>
     </w:p>
@@ -1532,7 +1532,7 @@
             <w:szCs w:val="20"/>
           </w:rPr>
           <w:tab/>
-          <w:t xml:space="preserve">26</w:t>
+          <w:t xml:space="preserve">27</w:t>
         </w:r>
       </w:hyperlink>
     </w:p>
@@ -1562,7 +1562,7 @@
             <w:szCs w:val="20"/>
           </w:rPr>
           <w:tab/>
-          <w:t xml:space="preserve">28</w:t>
+          <w:t xml:space="preserve">29</w:t>
         </w:r>
       </w:hyperlink>
     </w:p>
@@ -1592,7 +1592,7 @@
             <w:szCs w:val="20"/>
           </w:rPr>
           <w:tab/>
-          <w:t xml:space="preserve">29</w:t>
+          <w:t xml:space="preserve">30</w:t>
         </w:r>
       </w:hyperlink>
     </w:p>
@@ -1622,7 +1622,7 @@
             <w:szCs w:val="20"/>
           </w:rPr>
           <w:tab/>
-          <w:t xml:space="preserve">29</w:t>
+          <w:t xml:space="preserve">30</w:t>
         </w:r>
       </w:hyperlink>
     </w:p>
@@ -1652,7 +1652,7 @@
             <w:szCs w:val="20"/>
           </w:rPr>
           <w:tab/>
-          <w:t xml:space="preserve">29</w:t>
+          <w:t xml:space="preserve">30</w:t>
         </w:r>
       </w:hyperlink>
     </w:p>
@@ -1682,7 +1682,7 @@
             <w:szCs w:val="20"/>
           </w:rPr>
           <w:tab/>
-          <w:t xml:space="preserve">29</w:t>
+          <w:t xml:space="preserve">30</w:t>
         </w:r>
       </w:hyperlink>
     </w:p>
@@ -1712,7 +1712,7 @@
             <w:szCs w:val="20"/>
           </w:rPr>
           <w:tab/>
-          <w:t xml:space="preserve">30</w:t>
+          <w:t xml:space="preserve">31</w:t>
         </w:r>
       </w:hyperlink>
     </w:p>
@@ -1742,7 +1742,7 @@
             <w:szCs w:val="20"/>
           </w:rPr>
           <w:tab/>
-          <w:t xml:space="preserve">30</w:t>
+          <w:t xml:space="preserve">31</w:t>
         </w:r>
       </w:hyperlink>
     </w:p>
@@ -1772,7 +1772,7 @@
             <w:szCs w:val="20"/>
           </w:rPr>
           <w:tab/>
-          <w:t xml:space="preserve">30</w:t>
+          <w:t xml:space="preserve">31</w:t>
         </w:r>
       </w:hyperlink>
     </w:p>
@@ -1802,7 +1802,7 @@
             <w:szCs w:val="20"/>
           </w:rPr>
           <w:tab/>
-          <w:t xml:space="preserve">31</w:t>
+          <w:t xml:space="preserve">32</w:t>
         </w:r>
       </w:hyperlink>
     </w:p>
@@ -1832,7 +1832,7 @@
             <w:szCs w:val="20"/>
           </w:rPr>
           <w:tab/>
-          <w:t xml:space="preserve">32</w:t>
+          <w:t xml:space="preserve">33</w:t>
         </w:r>
       </w:hyperlink>
     </w:p>
@@ -2573,7 +2573,7 @@
                 <w:sz w:val="18"/>
                 <w:szCs w:val="18"/>
               </w:rPr>
-              <w:t xml:space="preserve">Sırayla çalışan adımlar zinciri: </w:t>
+              <w:t xml:space="preserve">Sırayla çalışan adımlar zinciri. Arayüzde ana sayfadaki </w:t>
             </w:r>
             <w:r>
               <w:rPr>
@@ -2582,14 +2582,14 @@
                 <w:sz w:val="18"/>
                 <w:szCs w:val="18"/>
               </w:rPr>
-              <w:t xml:space="preserve">Tam hat</w:t>
-            </w:r>
-            <w:r>
-              <w:rPr>
-                <w:sz w:val="18"/>
-                <w:szCs w:val="18"/>
-              </w:rPr>
-              <w:t xml:space="preserve">, </w:t>
+              <w:t xml:space="preserve">Başlat</w:t>
+            </w:r>
+            <w:r>
+              <w:rPr>
+                <w:sz w:val="18"/>
+                <w:szCs w:val="18"/>
+              </w:rPr>
+              <w:t xml:space="preserve"> sıradaki aşamayı, </w:t>
             </w:r>
             <w:r>
               <w:rPr>
@@ -2598,14 +2598,46 @@
                 <w:sz w:val="18"/>
                 <w:szCs w:val="18"/>
               </w:rPr>
-              <w:t xml:space="preserve">Yapay zekâ hattı</w:t>
-            </w:r>
-            <w:r>
-              <w:rPr>
-                <w:sz w:val="18"/>
-                <w:szCs w:val="18"/>
-              </w:rPr>
-              <w:t xml:space="preserve">.</w:t>
+              <w:t xml:space="preserve">Kalanları da sırayla çalıştır</w:t>
+            </w:r>
+            <w:r>
+              <w:rPr>
+                <w:sz w:val="18"/>
+                <w:szCs w:val="18"/>
+              </w:rPr>
+              <w:t xml:space="preserve"> kalan aşamaları çalıştırır; komut satırında </w:t>
+            </w:r>
+            <w:r>
+              <w:rPr>
+                <w:b/>
+                <w:bCs/>
+                <w:sz w:val="18"/>
+                <w:szCs w:val="18"/>
+              </w:rPr>
+              <w:t xml:space="preserve">tam hat</w:t>
+            </w:r>
+            <w:r>
+              <w:rPr>
+                <w:sz w:val="18"/>
+                <w:szCs w:val="18"/>
+              </w:rPr>
+              <w:t xml:space="preserve"> ve </w:t>
+            </w:r>
+            <w:r>
+              <w:rPr>
+                <w:b/>
+                <w:bCs/>
+                <w:sz w:val="18"/>
+                <w:szCs w:val="18"/>
+              </w:rPr>
+              <w:t xml:space="preserve">yapay zekâ hattı</w:t>
+            </w:r>
+            <w:r>
+              <w:rPr>
+                <w:sz w:val="18"/>
+                <w:szCs w:val="18"/>
+              </w:rPr>
+              <w:t xml:space="preserve"> vardır.</w:t>
             </w:r>
           </w:p>
         </w:tc>
@@ -11917,7 +11949,82 @@
         <w:t xml:space="preserve">öğrenme çıktısı × program çıktısı katkı matrisi</w:t>
       </w:r>
       <w:r>
-        <w:t xml:space="preserve">. Mersin Üniversitesi'nin tamamı (4 seviye, 442 program, eski planlarla 95.432 ders) yaklaşık 3,5 saatte, 0 hatayla tarandı.</w:t>
+        <w:t xml:space="preserve">. Varsayılan site Mersin Üniversitesi'dir; başka bir site </w:t>
+      </w:r>
+      <w:r>
+        <w:rPr>
+          <w:rFonts w:ascii="Courier New" w:cs="Courier New" w:eastAsia="Courier New" w:hAnsi="Courier New"/>
+          <w:sz w:val="18"/>
+          <w:szCs w:val="18"/>
+        </w:rPr>
+        <w:t xml:space="preserve">--base-url</w:t>
+      </w:r>
+      <w:r>
+        <w:t xml:space="preserve"> (arayüzde profilin </w:t>
+      </w:r>
+      <w:r>
+        <w:rPr>
+          <w:b/>
+          <w:bCs/>
+        </w:rPr>
+        <w:t xml:space="preserve">OİBS Bologna adresi</w:t>
+      </w:r>
+      <w:r>
+        <w:t xml:space="preserve">) ile taranır ve her site aynı veritabanında </w:t>
+      </w:r>
+      <w:r>
+        <w:rPr>
+          <w:b/>
+          <w:bCs/>
+        </w:rPr>
+        <w:t xml:space="preserve">kendi PostgreSQL şemasına</w:t>
+      </w:r>
+      <w:r>
+        <w:t xml:space="preserve"> yazılır (program ve ders kimlikleri siteler arasında çakıştığı için). MEÜ geriye uyum için </w:t>
+      </w:r>
+      <w:r>
+        <w:rPr>
+          <w:rFonts w:ascii="Courier New" w:cs="Courier New" w:eastAsia="Courier New" w:hAnsi="Courier New"/>
+          <w:sz w:val="18"/>
+          <w:szCs w:val="18"/>
+        </w:rPr>
+        <w:t xml:space="preserve">public</w:t>
+      </w:r>
+      <w:r>
+        <w:t xml:space="preserve"> şemasındadır, diğerlerinin şeması adresten türetilir (</w:t>
+      </w:r>
+      <w:r>
+        <w:rPr>
+          <w:rFonts w:ascii="Courier New" w:cs="Courier New" w:eastAsia="Courier New" w:hAnsi="Courier New"/>
+          <w:sz w:val="18"/>
+          <w:szCs w:val="18"/>
+        </w:rPr>
+        <w:t xml:space="preserve">obs.ornek.edu.tr</w:t>
+      </w:r>
+      <w:r>
+        <w:t xml:space="preserve"> → </w:t>
+      </w:r>
+      <w:r>
+        <w:rPr>
+          <w:rFonts w:ascii="Courier New" w:cs="Courier New" w:eastAsia="Courier New" w:hAnsi="Courier New"/>
+          <w:sz w:val="18"/>
+          <w:szCs w:val="18"/>
+        </w:rPr>
+        <w:t xml:space="preserve">ornek</w:t>
+      </w:r>
+      <w:r>
+        <w:t xml:space="preserve">); </w:t>
+      </w:r>
+      <w:r>
+        <w:rPr>
+          <w:rFonts w:ascii="Courier New" w:cs="Courier New" w:eastAsia="Courier New" w:hAnsi="Courier New"/>
+          <w:sz w:val="18"/>
+          <w:szCs w:val="18"/>
+        </w:rPr>
+        <w:t xml:space="preserve">site_info</w:t>
+      </w:r>
+      <w:r>
+        <w:t xml:space="preserve"> tablosu şemayı ilk taranan siteye bağlar ve başka bir sitenin aynı şemaya yazılmasını engeller. Mersin Üniversitesi'nin tamamı (4 seviye, 442 program, eski planlarla 95.432 ders) yaklaşık 3,5 saatte, 0 hatayla tarandı.</w:t>
       </w:r>
     </w:p>
     <w:p>
@@ -17310,7 +17417,23 @@
                 <w:sz w:val="18"/>
                 <w:szCs w:val="18"/>
               </w:rPr>
-              <w:t xml:space="preserve"> sınıfı: sol menü, sayfalar, adım kartları, ilerleme paneli, kayıt/hatalar/son çalışma sekmeleri, ayar formu. Performans için: </w:t>
+              <w:t xml:space="preserve"> sınıfı: sol menü, sayfalar, ana sayfadaki sıradaki adım kartı (tek </w:t>
+            </w:r>
+            <w:r>
+              <w:rPr>
+                <w:b/>
+                <w:bCs/>
+                <w:sz w:val="18"/>
+                <w:szCs w:val="18"/>
+              </w:rPr>
+              <w:t xml:space="preserve">Başlat</w:t>
+            </w:r>
+            <w:r>
+              <w:rPr>
+                <w:sz w:val="18"/>
+                <w:szCs w:val="18"/>
+              </w:rPr>
+              <w:t xml:space="preserve">), adım kartları (Çalıştır / Sonucu aç / Diğer), her zaman görünen durum şeridi (dönen gösterge, son hareket süresi ve 2/10 dakikalık sessizlik uyarıları, ilerleme, Durdur), açılır kapanır ayrıntılar paneli (kayıt/hatalar/son çalışma), ayar formu. Performans için: </w:t>
             </w:r>
             <w:r>
               <w:rPr>
@@ -21066,7 +21189,37 @@
                 <w:sz w:val="18"/>
                 <w:szCs w:val="18"/>
               </w:rPr>
-              <w:t xml:space="preserve">.</w:t>
+              <w:t xml:space="preserve">; site başına şema (</w:t>
+            </w:r>
+            <w:r>
+              <w:rPr>
+                <w:rFonts w:ascii="Courier New" w:cs="Courier New" w:eastAsia="Courier New" w:hAnsi="Courier New"/>
+                <w:sz w:val="18"/>
+                <w:szCs w:val="18"/>
+              </w:rPr>
+              <w:t xml:space="preserve">search_path</w:t>
+            </w:r>
+            <w:r>
+              <w:rPr>
+                <w:sz w:val="18"/>
+                <w:szCs w:val="18"/>
+              </w:rPr>
+              <w:t xml:space="preserve">) ve </w:t>
+            </w:r>
+            <w:r>
+              <w:rPr>
+                <w:rFonts w:ascii="Courier New" w:cs="Courier New" w:eastAsia="Courier New" w:hAnsi="Courier New"/>
+                <w:sz w:val="18"/>
+                <w:szCs w:val="18"/>
+              </w:rPr>
+              <w:t xml:space="preserve">site_info</w:t>
+            </w:r>
+            <w:r>
+              <w:rPr>
+                <w:sz w:val="18"/>
+                <w:szCs w:val="18"/>
+              </w:rPr>
+              <w:t xml:space="preserve"> ile şema sahipliği.</w:t>
             </w:r>
           </w:p>
         </w:tc>

--- a/docs/TEKNIK_DOKUMAN.docx
+++ b/docs/TEKNIK_DOKUMAN.docx
@@ -65,7 +65,7 @@
           <w:sz w:val="22"/>
           <w:szCs w:val="22"/>
         </w:rPr>
-        <w:t xml:space="preserve">Sürüm 1.1  ·  Ekim 2026</w:t>
+        <w:t xml:space="preserve">Sürüm 1.4  ·  Ekim 2026</w:t>
       </w:r>
     </w:p>
     <w:p>

--- a/docs/TEKNIK_DOKUMAN.docx
+++ b/docs/TEKNIK_DOKUMAN.docx
@@ -65,7 +65,7 @@
           <w:sz w:val="22"/>
           <w:szCs w:val="22"/>
         </w:rPr>
-        <w:t xml:space="preserve">Sürüm 1.4  ·  Ekim 2026</w:t>
+        <w:t xml:space="preserve">Sürüm 1.4.1  ·  Ekim 2026</w:t>
       </w:r>
     </w:p>
     <w:p>
@@ -13244,7 +13244,7 @@
                 <w:sz w:val="18"/>
                 <w:szCs w:val="18"/>
               </w:rPr>
-              <w:t xml:space="preserve">2+ model aynı dilimde aynı tür</w:t>
+              <w:t xml:space="preserve">2+ model aynı dilimde aynı tür; raporda ve ana sayfada sayfa-hata çifti olarak sayılır</w:t>
             </w:r>
           </w:p>
         </w:tc>
@@ -13275,6 +13275,21 @@
                 <w:szCs w:val="18"/>
               </w:rPr>
               <w:t xml:space="preserve">oylama.csv</w:t>
+            </w:r>
+            <w:r>
+              <w:rPr>
+                <w:sz w:val="18"/>
+                <w:szCs w:val="18"/>
+              </w:rPr>
+              <w:t xml:space="preserve"> → </w:t>
+            </w:r>
+            <w:r>
+              <w:rPr>
+                <w:rFonts w:ascii="Courier New" w:cs="Courier New" w:eastAsia="Courier New" w:hAnsi="Courier New"/>
+                <w:sz w:val="18"/>
+                <w:szCs w:val="18"/>
+              </w:rPr>
+              <w:t xml:space="preserve">rapor/ozet.json</w:t>
             </w:r>
           </w:p>
         </w:tc>

--- a/docs/TEKNIK_DOKUMAN.docx
+++ b/docs/TEKNIK_DOKUMAN.docx
@@ -65,7 +65,7 @@
           <w:sz w:val="22"/>
           <w:szCs w:val="22"/>
         </w:rPr>
-        <w:t xml:space="preserve">Sürüm 1.4.1  ·  Ekim 2026</w:t>
+        <w:t xml:space="preserve">Sürüm 1.4.2  ·  Ekim 2026</w:t>
       </w:r>
     </w:p>
     <w:p>
